--- a/public/ContractForm/comm_yunxin/buyer_interest_group_separate.docx
+++ b/public/ContractForm/comm_yunxin/buyer_interest_group_separate.docx
@@ -95,24 +95,7 @@
           <w:szCs w:val="20"/>
           <w:lang w:val="en-US" w:eastAsia="zh-CN"/>
         </w:rPr>
-        <w:t>{{</w:t>
-      </w:r>
-      <w:r>
-        <w:rPr>
-          <w:rFonts w:hint="eastAsia"/>
-          <w:sz w:val="24"/>
-          <w:szCs w:val="20"/>
-        </w:rPr>
-        <w:t>initiatorName</w:t>
-      </w:r>
-      <w:r>
-        <w:rPr>
-          <w:rFonts w:hint="eastAsia"/>
-          <w:sz w:val="24"/>
-          <w:szCs w:val="20"/>
-          <w:lang w:val="en-US" w:eastAsia="zh-CN"/>
-        </w:rPr>
-        <w:t>}}</w:t>
+        <w:t>{{initiatorName}}</w:t>
       </w:r>
       <w:r>
         <w:rPr>
@@ -129,24 +112,7 @@
           <w:szCs w:val="20"/>
           <w:lang w:val="en-US" w:eastAsia="zh-CN"/>
         </w:rPr>
-        <w:t>{{</w:t>
-      </w:r>
-      <w:r>
-        <w:rPr>
-          <w:rFonts w:hint="eastAsia"/>
-          <w:sz w:val="24"/>
-          <w:szCs w:val="20"/>
-        </w:rPr>
-        <w:t>branchName</w:t>
-      </w:r>
-      <w:r>
-        <w:rPr>
-          <w:rFonts w:hint="eastAsia"/>
-          <w:sz w:val="24"/>
-          <w:szCs w:val="20"/>
-          <w:lang w:val="en-US" w:eastAsia="zh-CN"/>
-        </w:rPr>
-        <w:t>}}</w:t>
+        <w:t>{{branchName}}</w:t>
       </w:r>
       <w:r>
         <w:rPr>
@@ -643,418 +609,7 @@
           <w:highlight w:val="none"/>
           <w:lang w:val="en-US" w:eastAsia="zh-CN"/>
         </w:rPr>
-        <w:t>{{</w:t>
-      </w:r>
-      <w:r>
-        <w:rPr>
-          <w:rFonts w:hint="eastAsia"/>
-          <w:sz w:val="24"/>
-          <w:szCs w:val="20"/>
-          <w:highlight w:val="none"/>
-        </w:rPr>
-        <w:t>consub1_subName</w:t>
-      </w:r>
-      <w:r>
-        <w:rPr>
-          <w:rFonts w:hint="eastAsia"/>
-          <w:sz w:val="24"/>
-          <w:szCs w:val="20"/>
-          <w:highlight w:val="none"/>
-          <w:lang w:val="en-US" w:eastAsia="zh-CN"/>
-        </w:rPr>
-        <w:t>}}、{{</w:t>
-      </w:r>
-      <w:r>
-        <w:rPr>
-          <w:rFonts w:hint="eastAsia"/>
-          <w:sz w:val="24"/>
-          <w:szCs w:val="20"/>
-          <w:highlight w:val="none"/>
-        </w:rPr>
-        <w:t>consub</w:t>
-      </w:r>
-      <w:r>
-        <w:rPr>
-          <w:rFonts w:hint="eastAsia"/>
-          <w:sz w:val="24"/>
-          <w:szCs w:val="20"/>
-          <w:highlight w:val="none"/>
-          <w:lang w:val="en-US" w:eastAsia="zh-CN"/>
-        </w:rPr>
-        <w:t>2</w:t>
-      </w:r>
-      <w:r>
-        <w:rPr>
-          <w:rFonts w:hint="eastAsia"/>
-          <w:sz w:val="24"/>
-          <w:szCs w:val="20"/>
-          <w:highlight w:val="none"/>
-        </w:rPr>
-        <w:t>_subName</w:t>
-      </w:r>
-      <w:r>
-        <w:rPr>
-          <w:rFonts w:hint="eastAsia"/>
-          <w:sz w:val="24"/>
-          <w:szCs w:val="20"/>
-          <w:highlight w:val="none"/>
-          <w:lang w:val="en-US" w:eastAsia="zh-CN"/>
-        </w:rPr>
-        <w:t>}}、{{</w:t>
-      </w:r>
-      <w:r>
-        <w:rPr>
-          <w:rFonts w:hint="eastAsia"/>
-          <w:sz w:val="24"/>
-          <w:szCs w:val="20"/>
-          <w:highlight w:val="none"/>
-        </w:rPr>
-        <w:t>consub</w:t>
-      </w:r>
-      <w:r>
-        <w:rPr>
-          <w:rFonts w:hint="eastAsia"/>
-          <w:sz w:val="24"/>
-          <w:szCs w:val="20"/>
-          <w:highlight w:val="none"/>
-          <w:lang w:val="en-US" w:eastAsia="zh-CN"/>
-        </w:rPr>
-        <w:t>3</w:t>
-      </w:r>
-      <w:r>
-        <w:rPr>
-          <w:rFonts w:hint="eastAsia"/>
-          <w:sz w:val="24"/>
-          <w:szCs w:val="20"/>
-          <w:highlight w:val="none"/>
-        </w:rPr>
-        <w:t>_subName</w:t>
-      </w:r>
-      <w:r>
-        <w:rPr>
-          <w:rFonts w:hint="eastAsia"/>
-          <w:sz w:val="24"/>
-          <w:szCs w:val="20"/>
-          <w:highlight w:val="none"/>
-          <w:lang w:val="en-US" w:eastAsia="zh-CN"/>
-        </w:rPr>
-        <w:t>}}、{{</w:t>
-      </w:r>
-      <w:r>
-        <w:rPr>
-          <w:rFonts w:hint="eastAsia"/>
-          <w:sz w:val="24"/>
-          <w:szCs w:val="20"/>
-          <w:highlight w:val="none"/>
-        </w:rPr>
-        <w:t>consub</w:t>
-      </w:r>
-      <w:r>
-        <w:rPr>
-          <w:rFonts w:hint="eastAsia"/>
-          <w:sz w:val="24"/>
-          <w:szCs w:val="20"/>
-          <w:highlight w:val="none"/>
-          <w:lang w:val="en-US" w:eastAsia="zh-CN"/>
-        </w:rPr>
-        <w:t>4</w:t>
-      </w:r>
-      <w:r>
-        <w:rPr>
-          <w:rFonts w:hint="eastAsia"/>
-          <w:sz w:val="24"/>
-          <w:szCs w:val="20"/>
-          <w:highlight w:val="none"/>
-        </w:rPr>
-        <w:t>_subName</w:t>
-      </w:r>
-      <w:r>
-        <w:rPr>
-          <w:rFonts w:hint="eastAsia"/>
-          <w:sz w:val="24"/>
-          <w:szCs w:val="20"/>
-          <w:highlight w:val="none"/>
-          <w:lang w:val="en-US" w:eastAsia="zh-CN"/>
-        </w:rPr>
-        <w:t>}}、{{</w:t>
-      </w:r>
-      <w:r>
-        <w:rPr>
-          <w:rFonts w:hint="eastAsia"/>
-          <w:sz w:val="24"/>
-          <w:szCs w:val="20"/>
-          <w:highlight w:val="none"/>
-        </w:rPr>
-        <w:t>consub</w:t>
-      </w:r>
-      <w:r>
-        <w:rPr>
-          <w:rFonts w:hint="eastAsia"/>
-          <w:sz w:val="24"/>
-          <w:szCs w:val="20"/>
-          <w:highlight w:val="none"/>
-          <w:lang w:val="en-US" w:eastAsia="zh-CN"/>
-        </w:rPr>
-        <w:t>5</w:t>
-      </w:r>
-      <w:r>
-        <w:rPr>
-          <w:rFonts w:hint="eastAsia"/>
-          <w:sz w:val="24"/>
-          <w:szCs w:val="20"/>
-          <w:highlight w:val="none"/>
-        </w:rPr>
-        <w:t>_subName</w:t>
-      </w:r>
-      <w:r>
-        <w:rPr>
-          <w:rFonts w:hint="eastAsia"/>
-          <w:sz w:val="24"/>
-          <w:szCs w:val="20"/>
-          <w:highlight w:val="none"/>
-          <w:lang w:val="en-US" w:eastAsia="zh-CN"/>
-        </w:rPr>
-        <w:t>}}、{{</w:t>
-      </w:r>
-      <w:r>
-        <w:rPr>
-          <w:rFonts w:hint="eastAsia"/>
-          <w:sz w:val="24"/>
-          <w:szCs w:val="20"/>
-          <w:highlight w:val="none"/>
-        </w:rPr>
-        <w:t>consub</w:t>
-      </w:r>
-      <w:r>
-        <w:rPr>
-          <w:rFonts w:hint="eastAsia"/>
-          <w:sz w:val="24"/>
-          <w:szCs w:val="20"/>
-          <w:highlight w:val="none"/>
-          <w:lang w:val="en-US" w:eastAsia="zh-CN"/>
-        </w:rPr>
-        <w:t>6</w:t>
-      </w:r>
-      <w:r>
-        <w:rPr>
-          <w:rFonts w:hint="eastAsia"/>
-          <w:sz w:val="24"/>
-          <w:szCs w:val="20"/>
-          <w:highlight w:val="none"/>
-        </w:rPr>
-        <w:t>_subName</w:t>
-      </w:r>
-      <w:r>
-        <w:rPr>
-          <w:rFonts w:hint="eastAsia"/>
-          <w:sz w:val="24"/>
-          <w:szCs w:val="20"/>
-          <w:highlight w:val="none"/>
-          <w:lang w:val="en-US" w:eastAsia="zh-CN"/>
-        </w:rPr>
-        <w:t>}}、{{</w:t>
-      </w:r>
-      <w:r>
-        <w:rPr>
-          <w:rFonts w:hint="eastAsia"/>
-          <w:sz w:val="24"/>
-          <w:szCs w:val="20"/>
-          <w:highlight w:val="none"/>
-        </w:rPr>
-        <w:t>consub</w:t>
-      </w:r>
-      <w:r>
-        <w:rPr>
-          <w:rFonts w:hint="eastAsia"/>
-          <w:sz w:val="24"/>
-          <w:szCs w:val="20"/>
-          <w:highlight w:val="none"/>
-          <w:lang w:val="en-US" w:eastAsia="zh-CN"/>
-        </w:rPr>
-        <w:t>7</w:t>
-      </w:r>
-      <w:r>
-        <w:rPr>
-          <w:rFonts w:hint="eastAsia"/>
-          <w:sz w:val="24"/>
-          <w:szCs w:val="20"/>
-          <w:highlight w:val="none"/>
-        </w:rPr>
-        <w:t>_subName</w:t>
-      </w:r>
-      <w:r>
-        <w:rPr>
-          <w:rFonts w:hint="eastAsia"/>
-          <w:sz w:val="24"/>
-          <w:szCs w:val="20"/>
-          <w:highlight w:val="none"/>
-          <w:lang w:val="en-US" w:eastAsia="zh-CN"/>
-        </w:rPr>
-        <w:t>}}、{{</w:t>
-      </w:r>
-      <w:r>
-        <w:rPr>
-          <w:rFonts w:hint="eastAsia"/>
-          <w:sz w:val="24"/>
-          <w:szCs w:val="20"/>
-          <w:highlight w:val="none"/>
-        </w:rPr>
-        <w:t>consub</w:t>
-      </w:r>
-      <w:r>
-        <w:rPr>
-          <w:rFonts w:hint="eastAsia"/>
-          <w:sz w:val="24"/>
-          <w:szCs w:val="20"/>
-          <w:highlight w:val="none"/>
-          <w:lang w:val="en-US" w:eastAsia="zh-CN"/>
-        </w:rPr>
-        <w:t>8</w:t>
-      </w:r>
-      <w:r>
-        <w:rPr>
-          <w:rFonts w:hint="eastAsia"/>
-          <w:sz w:val="24"/>
-          <w:szCs w:val="20"/>
-          <w:highlight w:val="none"/>
-        </w:rPr>
-        <w:t>_subName</w:t>
-      </w:r>
-      <w:r>
-        <w:rPr>
-          <w:rFonts w:hint="eastAsia"/>
-          <w:sz w:val="24"/>
-          <w:szCs w:val="20"/>
-          <w:highlight w:val="none"/>
-          <w:lang w:val="en-US" w:eastAsia="zh-CN"/>
-        </w:rPr>
-        <w:t>}}、{{</w:t>
-      </w:r>
-      <w:r>
-        <w:rPr>
-          <w:rFonts w:hint="eastAsia"/>
-          <w:sz w:val="24"/>
-          <w:szCs w:val="20"/>
-          <w:highlight w:val="none"/>
-        </w:rPr>
-        <w:t>consub</w:t>
-      </w:r>
-      <w:r>
-        <w:rPr>
-          <w:rFonts w:hint="eastAsia"/>
-          <w:sz w:val="24"/>
-          <w:szCs w:val="20"/>
-          <w:highlight w:val="none"/>
-          <w:lang w:val="en-US" w:eastAsia="zh-CN"/>
-        </w:rPr>
-        <w:t>9</w:t>
-      </w:r>
-      <w:r>
-        <w:rPr>
-          <w:rFonts w:hint="eastAsia"/>
-          <w:sz w:val="24"/>
-          <w:szCs w:val="20"/>
-          <w:highlight w:val="none"/>
-        </w:rPr>
-        <w:t>_subName</w:t>
-      </w:r>
-      <w:r>
-        <w:rPr>
-          <w:rFonts w:hint="eastAsia"/>
-          <w:sz w:val="24"/>
-          <w:szCs w:val="20"/>
-          <w:highlight w:val="none"/>
-          <w:lang w:val="en-US" w:eastAsia="zh-CN"/>
-        </w:rPr>
-        <w:t>}}、</w:t>
-      </w:r>
-      <w:bookmarkStart w:id="0" w:name="_GoBack"/>
-      <w:bookmarkEnd w:id="0"/>
-      <w:r>
-        <w:rPr>
-          <w:rFonts w:hint="eastAsia"/>
-          <w:sz w:val="24"/>
-          <w:szCs w:val="20"/>
-          <w:highlight w:val="none"/>
-          <w:lang w:val="en-US" w:eastAsia="zh-CN"/>
-        </w:rPr>
-        <w:t>{{</w:t>
-      </w:r>
-      <w:r>
-        <w:rPr>
-          <w:rFonts w:hint="eastAsia"/>
-          <w:sz w:val="24"/>
-          <w:szCs w:val="20"/>
-          <w:highlight w:val="none"/>
-        </w:rPr>
-        <w:t>consub1</w:t>
-      </w:r>
-      <w:r>
-        <w:rPr>
-          <w:rFonts w:hint="eastAsia"/>
-          <w:sz w:val="24"/>
-          <w:szCs w:val="20"/>
-          <w:highlight w:val="none"/>
-          <w:lang w:val="en-US" w:eastAsia="zh-CN"/>
-        </w:rPr>
-        <w:t>0</w:t>
-      </w:r>
-      <w:r>
-        <w:rPr>
-          <w:rFonts w:hint="eastAsia"/>
-          <w:sz w:val="24"/>
-          <w:szCs w:val="20"/>
-          <w:highlight w:val="none"/>
-        </w:rPr>
-        <w:t>_subName</w:t>
-      </w:r>
-      <w:r>
-        <w:rPr>
-          <w:rFonts w:hint="eastAsia"/>
-          <w:sz w:val="24"/>
-          <w:szCs w:val="20"/>
-          <w:highlight w:val="none"/>
-          <w:lang w:val="en-US" w:eastAsia="zh-CN"/>
-        </w:rPr>
-        <w:t>}}、{{</w:t>
-      </w:r>
-      <w:r>
-        <w:rPr>
-          <w:rFonts w:hint="eastAsia"/>
-          <w:sz w:val="24"/>
-          <w:szCs w:val="20"/>
-          <w:highlight w:val="none"/>
-        </w:rPr>
-        <w:t>consub1</w:t>
-      </w:r>
-      <w:r>
-        <w:rPr>
-          <w:rFonts w:hint="eastAsia"/>
-          <w:sz w:val="24"/>
-          <w:szCs w:val="20"/>
-          <w:highlight w:val="none"/>
-          <w:lang w:val="en-US" w:eastAsia="zh-CN"/>
-        </w:rPr>
-        <w:t>1</w:t>
-      </w:r>
-      <w:r>
-        <w:rPr>
-          <w:rFonts w:hint="eastAsia"/>
-          <w:sz w:val="24"/>
-          <w:szCs w:val="20"/>
-          <w:highlight w:val="none"/>
-        </w:rPr>
-        <w:t>_subName</w:t>
-      </w:r>
-      <w:r>
-        <w:rPr>
-          <w:rFonts w:hint="eastAsia"/>
-          <w:sz w:val="24"/>
-          <w:szCs w:val="20"/>
-          <w:highlight w:val="none"/>
-          <w:lang w:val="en-US" w:eastAsia="zh-CN"/>
-        </w:rPr>
-        <w:t>}}</w:t>
+        <w:t>{{consub1_subName}}</w:t>
       </w:r>
       <w:r>
         <w:rPr>
@@ -1269,24 +824,7 @@
           <w:szCs w:val="20"/>
           <w:lang w:val="en-US" w:eastAsia="zh-CN"/>
         </w:rPr>
-        <w:t>{{</w:t>
-      </w:r>
-      <w:r>
-        <w:rPr>
-          <w:rFonts w:hint="eastAsia"/>
-          <w:sz w:val="24"/>
-          <w:szCs w:val="20"/>
-        </w:rPr>
-        <w:t>branchName</w:t>
-      </w:r>
-      <w:r>
-        <w:rPr>
-          <w:rFonts w:hint="eastAsia"/>
-          <w:sz w:val="24"/>
-          <w:szCs w:val="20"/>
-          <w:lang w:val="en-US" w:eastAsia="zh-CN"/>
-        </w:rPr>
-        <w:t>}}</w:t>
+        <w:t>{{branchName}}</w:t>
       </w:r>
       <w:r>
         <w:rPr>
@@ -1803,26 +1341,7 @@
           <w:highlight w:val="none"/>
           <w:lang w:val="en-US" w:eastAsia="zh-CN"/>
         </w:rPr>
-        <w:t>{{</w:t>
-      </w:r>
-      <w:r>
-        <w:rPr>
-          <w:rFonts w:hint="eastAsia"/>
-          <w:sz w:val="24"/>
-          <w:szCs w:val="20"/>
-          <w:highlight w:val="none"/>
-        </w:rPr>
-        <w:t>initiatorName</w:t>
-      </w:r>
-      <w:r>
-        <w:rPr>
-          <w:rFonts w:hint="eastAsia"/>
-          <w:sz w:val="24"/>
-          <w:szCs w:val="20"/>
-          <w:highlight w:val="none"/>
-          <w:lang w:val="en-US" w:eastAsia="zh-CN"/>
-        </w:rPr>
-        <w:t>}}</w:t>
+        <w:t>{{initiatorName}}</w:t>
       </w:r>
     </w:p>
     <w:p>
